--- a/CÔNG TY TNHH VẬN TẢI BÌNH MINH BÌNH DƯƠNG/VanTaiBinhMinh_ThanhLapMoi/Điều lệ công ty_DA_DIEN.docx
+++ b/CÔNG TY TNHH VẬN TẢI BÌNH MINH BÌNH DƯƠNG/VanTaiBinhMinh_ThanhLapMoi/Điều lệ công ty_DA_DIEN.docx
@@ -225,7 +225,7 @@
           <w:sz w:val="26"/>
           <w:szCs w:val="26"/>
         </w:rPr>
-        <w:t>CÔNG TY TNHH VẬN TẢI BÌNH MINH BÌNH DƯƠNG</w:t>
+        <w:t>CÔNG TY TNHH VẬN TẢI BÌNH MINH VIỆT NAM</w:t>
       </w:r>
     </w:p>
     <w:p>
@@ -442,7 +442,7 @@
           <w:szCs w:val="26"/>
           <w:lang w:val="vi-VN"/>
         </w:rPr>
-        <w:t>CÔNG TY TNHH VẬN TẢI BÌNH MINH BÌNH DƯƠNG</w:t>
+        <w:t>CÔNG TY TNHH VẬN TẢI BÌNH MINH VIỆT NAM</w:t>
       </w:r>
       <w:r>
         <w:rPr>
@@ -468,7 +468,7 @@
           <w:szCs w:val="26"/>
           <w:lang w:val="vi-VN"/>
         </w:rPr>
-        <w:t>CÔNG TY TNHH VẬN TẢI BÌNH MINH BÌNH DƯƠNG</w:t>
+        <w:t>CÔNG TY TNHH VẬN TẢI BÌNH MINH VIỆT NAM</w:t>
       </w:r>
       <w:r>
         <w:rPr>
@@ -996,7 +996,7 @@
           <w:sz w:val="26"/>
           <w:szCs w:val="26"/>
         </w:rPr>
-        <w:t>CÔNG TY TNHH VẬN TẢI BÌNH MINH BÌNH DƯƠNG</w:t>
+        <w:t>CÔNG TY TNHH VẬN TẢI BÌNH MINH VIỆT NAM</w:t>
       </w:r>
     </w:p>
     <w:tbl>
@@ -14053,65 +14053,15 @@
         </w:rPr>
         <w:t xml:space="preserve"> </w:t>
       </w:r>
-      <w:proofErr w:type="spellStart"/>
       <w:r>
         <w:rPr>
           <w:rFonts w:eastAsia="Times New Roman"/>
           <w:iCs/>
           <w:sz w:val="26"/>
           <w:szCs w:val="26"/>
-        </w:rPr>
-        <w:t>ngày</w:t>
-      </w:r>
-      <w:proofErr w:type="spellEnd"/>
-      <w:r>
-        <w:rPr>
-          <w:rFonts w:eastAsia="Times New Roman"/>
-          <w:iCs/>
-          <w:sz w:val="26"/>
-          <w:szCs w:val="26"/>
-        </w:rPr>
-        <w:t xml:space="preserve"> 21 </w:t>
-      </w:r>
-      <w:proofErr w:type="spellStart"/>
-      <w:r>
-        <w:rPr>
-          <w:rFonts w:eastAsia="Times New Roman"/>
-          <w:iCs/>
-          <w:sz w:val="26"/>
-          <w:szCs w:val="26"/>
-        </w:rPr>
-        <w:t>tháng</w:t>
-      </w:r>
-      <w:proofErr w:type="spellEnd"/>
-      <w:r>
-        <w:rPr>
-          <w:rFonts w:eastAsia="Times New Roman"/>
-          <w:iCs/>
-          <w:sz w:val="26"/>
-          <w:szCs w:val="26"/>
-        </w:rPr>
-        <w:t xml:space="preserve"> 7 </w:t>
-      </w:r>
-      <w:proofErr w:type="spellStart"/>
-      <w:r>
-        <w:rPr>
-          <w:rFonts w:eastAsia="Times New Roman"/>
-          <w:iCs/>
-          <w:sz w:val="26"/>
-          <w:szCs w:val="26"/>
-        </w:rPr>
-        <w:t>năm</w:t>
-      </w:r>
-      <w:proofErr w:type="spellEnd"/>
-      <w:r>
-        <w:rPr>
-          <w:rFonts w:eastAsia="Times New Roman"/>
-          <w:iCs/>
-          <w:sz w:val="26"/>
-          <w:szCs w:val="26"/>
-        </w:rPr>
-        <w:t xml:space="preserve"> 2026</w:t>
+          <w:lang w:val="vi-VN"/>
+        </w:rPr>
+        <w:t>ngày 21 tháng 7 năm 2026</w:t>
       </w:r>
       <w:r>
         <w:rPr>
